--- a/zhs/docx/003.content.docx
+++ b/zhs/docx/003.content.docx
@@ -19,7 +19,7 @@
         <w:rPr>
           <w:lang w:val="zh_CN" w:bidi="zh_CN"/>
         </w:rPr>
-        <w:t>Resource: 关键词 (SRV)</w:t>
+        <w:t>Resource: Familiarization, Internalization, Articulation (Fia) Terms</w:t>
       </w:r>
       <w:r>
         <w:rPr>
@@ -39,37 +39,80 @@
           <w:b/>
           <w:lang w:val="zh_CN" w:bidi="zh_CN"/>
         </w:rPr>
-        <w:t>Familiarization, Internalization, Articulation (FIA) Key Terms</w:t>
+        <w:t>Familiarization, Internalization, Articulation (Fia) Terms</w:t>
       </w:r>
       <w:r>
         <w:rPr>
           <w:lang w:val="zh_CN" w:bidi="zh_CN"/>
         </w:rPr>
-        <w:t xml:space="preserve"> © 2023 SRV Partners Released under CC BY-SA 4.0 license. </w:t>
+        <w:t xml:space="preserve"> (Chinese (Simplified)) is based on: </w:t>
       </w:r>
       <w:r>
         <w:rPr>
           <w:lang w:val="zh_CN" w:bidi="zh_CN"/>
         </w:rPr>
-        <w:t>Familiarization, Internalization, Articulation (FIA) Key Terms</w:t>
+        <w:t>Familiarization, Internalization, Articulation (Fia) Terms</w:t>
       </w:r>
       <w:r>
         <w:rPr>
           <w:lang w:val="zh_CN" w:bidi="zh_CN"/>
         </w:rPr>
-        <w:t xml:space="preserve"> has been adapted in the following languages Tok Pisin, عربي, Français, हिंदी, Bahasa Indonesia, Português, Русский, Español, Kiswahili, 简体中文 from </w:t>
+        <w:t xml:space="preserve">, </w:t>
+      </w:r>
+      <w:hyperlink r:id="rId13">
+        <w:r>
+          <w:rPr>
+            <w:lang w:val="zh_CN" w:bidi="zh_CN"/>
+          </w:rPr>
+          <w:rPr>
+            <w:color w:val="0000EE"/>
+            <w:u w:val="single"/>
+          </w:rPr>
+          <w:t>SRV Partners</w:t>
+        </w:r>
+      </w:hyperlink>
+      <w:r>
+        <w:rPr>
+          <w:lang w:val="zh_CN" w:bidi="zh_CN"/>
+        </w:rPr>
+        <w:t xml:space="preserve">, 2023, which is licensed under a </w:t>
+      </w:r>
+      <w:hyperlink r:id="rId14">
+        <w:r>
+          <w:rPr>
+            <w:lang w:val="zh_CN" w:bidi="zh_CN"/>
+          </w:rPr>
+          <w:rPr>
+            <w:color w:val="0000EE"/>
+            <w:u w:val="single"/>
+          </w:rPr>
+          <w:t>CC BY-SA 4.0 license</w:t>
+        </w:r>
+      </w:hyperlink>
+      <w:r>
+        <w:rPr>
+          <w:lang w:val="zh_CN" w:bidi="zh_CN"/>
+        </w:rPr>
+        <w:t>.</w:t>
       </w:r>
       <w:r>
         <w:rPr>
           <w:lang w:val="zh_CN" w:bidi="zh_CN"/>
         </w:rPr>
-        <w:t>Familiarization, Internalization, Articulation (FIA)</w:t>
+      </w:r>
+    </w:p>
+    <w:p>
+      <w:pPr/>
+      <w:r>
+        <w:rPr>
+          <w:lang w:val="zh_CN" w:bidi="zh_CN"/>
+        </w:rPr>
       </w:r>
       <w:r>
         <w:rPr>
           <w:lang w:val="zh_CN" w:bidi="zh_CN"/>
         </w:rPr>
-        <w:t xml:space="preserve"> © 2023 SRV Partners. Released under CC BY-SA 4.0 license by Mission Mutual</w:t>
+        <w:t>This PDF version is provided under the same license.</w:t>
       </w:r>
       <w:r>
         <w:rPr>
@@ -90,7 +133,7 @@
         <w:rPr>
           <w:lang w:val="zh_CN" w:bidi="zh_CN"/>
         </w:rPr>
-        <w:t>关键词 (SRV)</w:t>
+        <w:t>Familiarization, Internalization, Articulation (Fia) Terms</w:t>
       </w:r>
     </w:p>
     <w:p>
@@ -127,7 +170,7 @@
         <w:rPr>
           <w:lang w:val="zh_CN" w:bidi="zh_CN"/>
         </w:rPr>
-        <w:t>an</w:t>
+        <w:t>bai</w:t>
       </w:r>
       <w:r>
         <w:rPr>
@@ -190,7 +233,7 @@
         <w:rPr>
           <w:lang w:val="zh_CN" w:bidi="zh_CN"/>
         </w:rPr>
-        <w:t>安息日</w:t>
+        <w:t>百夫长</w:t>
       </w:r>
       <w:r>
         <w:rPr>
@@ -210,61 +253,23 @@
           <w:b/>
           <w:lang w:val="zh_CN" w:bidi="zh_CN"/>
         </w:rPr>
-        <w:t>安息日</w:t>
+        <w:t>百夫长</w:t>
       </w:r>
       <w:r>
         <w:rPr>
           <w:lang w:val="zh_CN" w:bidi="zh_CN"/>
         </w:rPr>
-        <w:t>是</w:t>
+        <w:t>是罗马军官，指挥一百个士兵。</w:t>
       </w:r>
       <w:r>
         <w:rPr>
           <w:lang w:val="zh_CN" w:bidi="zh_CN"/>
         </w:rPr>
-        <w:t>犹太人</w:t>
       </w:r>
       <w:r>
         <w:rPr>
           <w:lang w:val="zh_CN" w:bidi="zh_CN"/>
         </w:rPr>
-        <w:t>一周中的第七日。 这是休息和</w:t>
-      </w:r>
-      <w:r>
-        <w:rPr>
-          <w:lang w:val="zh_CN" w:bidi="zh_CN"/>
-        </w:rPr>
-        <w:t>敬拜</w:t>
-      </w:r>
-      <w:r>
-        <w:rPr>
-          <w:lang w:val="zh_CN" w:bidi="zh_CN"/>
-        </w:rPr>
-        <w:t>神的一天。 在那一天，犹太人经常聚集在</w:t>
-      </w:r>
-      <w:r>
-        <w:rPr>
-          <w:lang w:val="zh_CN" w:bidi="zh_CN"/>
-        </w:rPr>
-        <w:t>犹太会堂</w:t>
-      </w:r>
-      <w:r>
-        <w:rPr>
-          <w:lang w:val="zh_CN" w:bidi="zh_CN"/>
-        </w:rPr>
-        <w:t>中，这是当地犹太人</w:t>
-      </w:r>
-      <w:r>
-        <w:rPr>
-          <w:lang w:val="zh_CN" w:bidi="zh_CN"/>
-        </w:rPr>
-        <w:t>祷告</w:t>
-      </w:r>
-      <w:r>
-        <w:rPr>
-          <w:lang w:val="zh_CN" w:bidi="zh_CN"/>
-        </w:rPr>
-        <w:t>和聆听关于神的教导的聚会场所。</w:t>
       </w:r>
     </w:p>
     <w:p>
@@ -274,11 +279,32 @@
           <w:lang w:val="zh_CN" w:bidi="zh_CN"/>
         </w:rPr>
       </w:r>
+    </w:p>
+    <w:p>
+      <w:pPr>
+        <w:pStyle w:val="Heading2"/>
+      </w:pPr>
       <w:r>
         <w:rPr>
           <w:lang w:val="zh_CN" w:bidi="zh_CN"/>
         </w:rPr>
-        <w:t>犹太人计算日数，是从晚上到晚上。 这表示安息日从第六天的晚上开始，在第七日的晚上结束。</w:t>
+        <w:t>百夫长</w:t>
+      </w:r>
+      <w:r>
+        <w:rPr>
+          <w:lang w:val="zh_CN" w:bidi="zh_CN"/>
+        </w:rPr>
+      </w:r>
+    </w:p>
+    <w:p>
+      <w:pPr>
+        <w:pStyle w:val="Heading4"/>
+      </w:pPr>
+      <w:r>
+        <w:rPr>
+          <w:lang w:val="zh_CN" w:bidi="zh_CN"/>
+        </w:rPr>
+        <w:t>Audio Content</w:t>
       </w:r>
     </w:p>
     <w:p>
@@ -288,126 +314,23 @@
           <w:lang w:val="zh_CN" w:bidi="zh_CN"/>
         </w:rPr>
       </w:r>
+      <w:hyperlink r:id="rId15">
+        <w:r>
+          <w:rPr>
+            <w:lang w:val="zh_CN" w:bidi="zh_CN"/>
+          </w:rPr>
+          <w:rPr>
+            <w:color w:val="0000EE"/>
+            <w:u w:val="single"/>
+          </w:rPr>
+          <w:t>mp3 file</w:t>
+        </w:r>
+      </w:hyperlink>
       <w:r>
         <w:rPr>
           <w:lang w:val="zh_CN" w:bidi="zh_CN"/>
         </w:rPr>
-        <w:t>在摩西的时代，神吩咐</w:t>
-      </w:r>
-      <w:r>
-        <w:rPr>
-          <w:lang w:val="zh_CN" w:bidi="zh_CN"/>
-        </w:rPr>
-        <w:t>以色列人</w:t>
-      </w:r>
-      <w:r>
-        <w:rPr>
-          <w:lang w:val="zh_CN" w:bidi="zh_CN"/>
-        </w:rPr>
-        <w:t>每个第七日都要休息，不可以做任何工作。 神告诉人们，祂在六天内创造了世界，第七日安息。 出于这个原因，第七日是</w:t>
-      </w:r>
-      <w:r>
-        <w:rPr>
-          <w:lang w:val="zh_CN" w:bidi="zh_CN"/>
-        </w:rPr>
-        <w:t>圣洁</w:t>
-      </w:r>
-      <w:r>
-        <w:rPr>
-          <w:lang w:val="zh_CN" w:bidi="zh_CN"/>
-        </w:rPr>
-        <w:t>的日子。 这日子是属于神的。透过每第七日休息，人们可以为著神供应他们所有的需求而学会信靠神。 他们不需要一直工作，因为神会看顾他们。 这个休息日是神给人的美好礼物。 以色列人需要全年遵守这个安息日，即使是在繁忙地收割时期。 透过遵守这个安息日，其他国家的人可以看到犹太人的与众不同。 这是一个记号，表明犹太人是神特别的子民。</w:t>
-      </w:r>
-    </w:p>
-    <w:p>
-      <w:pPr/>
-      <w:r>
-        <w:rPr>
-          <w:lang w:val="zh_CN" w:bidi="zh_CN"/>
-        </w:rPr>
-      </w:r>
-      <w:r>
-        <w:rPr>
-          <w:lang w:val="zh_CN" w:bidi="zh_CN"/>
-        </w:rPr>
-        <w:t>对神而言，以色列人在安息日做正确的事非常重要。 如果有人在安息日</w:t>
-      </w:r>
-      <w:r>
-        <w:rPr>
-          <w:i/>
-          <w:lang w:val="zh_CN" w:bidi="zh_CN"/>
-        </w:rPr>
-        <w:t>工作</w:t>
-      </w:r>
-      <w:r>
-        <w:rPr>
-          <w:lang w:val="zh_CN" w:bidi="zh_CN"/>
-        </w:rPr>
-        <w:t>，我们会说这个人"不守安息日"，或"犯安息日"。 不守安息日的人，是非常糟糕的。</w:t>
-      </w:r>
-    </w:p>
-    <w:p>
-      <w:pPr/>
-      <w:r>
-        <w:rPr>
-          <w:lang w:val="zh_CN" w:bidi="zh_CN"/>
-        </w:rPr>
-      </w:r>
-      <w:r>
-        <w:rPr>
-          <w:lang w:val="zh_CN" w:bidi="zh_CN"/>
-        </w:rPr>
-        <w:t>安息日是家庭中每个成员休息的日子，甚至包括</w:t>
-      </w:r>
-      <w:r>
-        <w:rPr>
-          <w:lang w:val="zh_CN" w:bidi="zh_CN"/>
-        </w:rPr>
-        <w:t>仆人</w:t>
-      </w:r>
-      <w:r>
-        <w:rPr>
-          <w:lang w:val="zh_CN" w:bidi="zh_CN"/>
-        </w:rPr>
-        <w:t>或</w:t>
-      </w:r>
-      <w:r>
-        <w:rPr>
-          <w:lang w:val="zh_CN" w:bidi="zh_CN"/>
-        </w:rPr>
-        <w:t>奴隶</w:t>
-      </w:r>
-      <w:r>
-        <w:rPr>
-          <w:lang w:val="zh_CN" w:bidi="zh_CN"/>
-        </w:rPr>
-        <w:t>，以及动物。 这是所有受造物休息的一天。</w:t>
-      </w:r>
-    </w:p>
-    <w:p>
-      <w:pPr/>
-      <w:r>
-        <w:rPr>
-          <w:lang w:val="zh_CN" w:bidi="zh_CN"/>
-        </w:rPr>
-      </w:r>
-      <w:r>
-        <w:rPr>
-          <w:lang w:val="zh_CN" w:bidi="zh_CN"/>
-        </w:rPr>
-        <w:t>到了耶稣的时代，犹太人的宗教教师们非常谨慎，为了避免不顺服神，他们制定了许多关于安息日的额外规定。 这些规定非常难以遵守。 宗教领袖们忘记了，这天的意义是休息和荣耀神。 耶稣和宗教领袖们有过几次关于安息日的争论。 耶稣经常对宗教领袖感到沮丧，因为他们认为，人制定的规条比神所赐的好</w:t>
-      </w:r>
-      <w:r>
-        <w:rPr>
-          <w:lang w:val="zh_CN" w:bidi="zh_CN"/>
-        </w:rPr>
-        <w:t>律法</w:t>
-      </w:r>
-      <w:r>
-        <w:rPr>
-          <w:lang w:val="zh_CN" w:bidi="zh_CN"/>
-        </w:rPr>
-        <w:t>更重要，他们没有思考神真正的旨意。</w:t>
+        <w:t xml:space="preserve"> (None KB)</w:t>
       </w:r>
       <w:r>
         <w:rPr>

--- a/zhs/docx/003.content.docx
+++ b/zhs/docx/003.content.docx
@@ -39,80 +39,37 @@
           <w:b/>
           <w:lang w:val="zh_CN" w:bidi="zh_CN"/>
         </w:rPr>
-        <w:t>Familiarization, Internalization, Articulation (Fia) Terms</w:t>
+        <w:t>Familiarization, Internalization, Articulation (FIA) Key Terms</w:t>
       </w:r>
       <w:r>
         <w:rPr>
           <w:lang w:val="zh_CN" w:bidi="zh_CN"/>
         </w:rPr>
-        <w:t xml:space="preserve"> (Chinese (Simplified)) is based on: </w:t>
+        <w:t xml:space="preserve"> © 2023 SRV Partners Released under CC BY-SA 4.0 license. </w:t>
       </w:r>
       <w:r>
         <w:rPr>
           <w:lang w:val="zh_CN" w:bidi="zh_CN"/>
         </w:rPr>
-        <w:t>Familiarization, Internalization, Articulation (Fia) Terms</w:t>
+        <w:t>Familiarization, Internalization, Articulation (FIA) Key Terms</w:t>
       </w:r>
       <w:r>
         <w:rPr>
           <w:lang w:val="zh_CN" w:bidi="zh_CN"/>
         </w:rPr>
-        <w:t xml:space="preserve">, </w:t>
-      </w:r>
-      <w:hyperlink r:id="rId13">
-        <w:r>
-          <w:rPr>
-            <w:lang w:val="zh_CN" w:bidi="zh_CN"/>
-          </w:rPr>
-          <w:rPr>
-            <w:color w:val="0000EE"/>
-            <w:u w:val="single"/>
-          </w:rPr>
-          <w:t>SRV Partners</w:t>
-        </w:r>
-      </w:hyperlink>
-      <w:r>
-        <w:rPr>
-          <w:lang w:val="zh_CN" w:bidi="zh_CN"/>
-        </w:rPr>
-        <w:t xml:space="preserve">, 2023, which is licensed under a </w:t>
-      </w:r>
-      <w:hyperlink r:id="rId14">
-        <w:r>
-          <w:rPr>
-            <w:lang w:val="zh_CN" w:bidi="zh_CN"/>
-          </w:rPr>
-          <w:rPr>
-            <w:color w:val="0000EE"/>
-            <w:u w:val="single"/>
-          </w:rPr>
-          <w:t>CC BY-SA 4.0 license</w:t>
-        </w:r>
-      </w:hyperlink>
-      <w:r>
-        <w:rPr>
-          <w:lang w:val="zh_CN" w:bidi="zh_CN"/>
-        </w:rPr>
-        <w:t>.</w:t>
+        <w:t xml:space="preserve"> has been adapted in the following languages Tok Pisin, عربي, Français, हिंदी, Bahasa Indonesia, Português, Русский, Español, Kiswahili, 简体中文 from </w:t>
       </w:r>
       <w:r>
         <w:rPr>
           <w:lang w:val="zh_CN" w:bidi="zh_CN"/>
         </w:rPr>
-      </w:r>
-    </w:p>
-    <w:p>
-      <w:pPr/>
-      <w:r>
-        <w:rPr>
-          <w:lang w:val="zh_CN" w:bidi="zh_CN"/>
-        </w:rPr>
+        <w:t>Familiarization, Internalization, Articulation (FIA)</w:t>
       </w:r>
       <w:r>
         <w:rPr>
           <w:lang w:val="zh_CN" w:bidi="zh_CN"/>
         </w:rPr>
-        <w:t>This PDF version is provided under the same license.</w:t>
+        <w:t xml:space="preserve"> © 2023 SRV Partners. Released under CC BY-SA 4.0 license by Mission Mutual</w:t>
       </w:r>
       <w:r>
         <w:rPr>
@@ -314,7 +271,7 @@
           <w:lang w:val="zh_CN" w:bidi="zh_CN"/>
         </w:rPr>
       </w:r>
-      <w:hyperlink r:id="rId15">
+      <w:hyperlink r:id="rId13">
         <w:r>
           <w:rPr>
             <w:lang w:val="zh_CN" w:bidi="zh_CN"/>

--- a/zhs/docx/003.content.docx
+++ b/zhs/docx/003.content.docx
@@ -45,7 +45,7 @@
         <w:rPr>
           <w:lang w:val="zh_CN" w:bidi="zh_CN"/>
         </w:rPr>
-        <w:t xml:space="preserve"> © 2023 SRV Partners Released under CC BY-SA 4.0 license. </w:t>
+        <w:t xml:space="preserve"> © 2025 Word Collective Released under CC BY-SA 4.0 license. </w:t>
       </w:r>
       <w:r>
         <w:rPr>
@@ -69,7 +69,7 @@
         <w:rPr>
           <w:lang w:val="zh_CN" w:bidi="zh_CN"/>
         </w:rPr>
-        <w:t xml:space="preserve"> © 2023 SRV Partners. Released under CC BY-SA 4.0 license by Mission Mutual</w:t>
+        <w:t xml:space="preserve"> © 2025 Word Collective. Released under CC BY-SA 4.0 license by Mission Mutual</w:t>
       </w:r>
       <w:r>
         <w:rPr>
